--- a/ЛР1/Отчет_ЛР1.docx
+++ b/ЛР1/Отчет_ЛР1.docx
@@ -526,17 +526,6 @@
           <w:szCs w:val="32"/>
         </w:rPr>
         <w:t xml:space="preserve">Научиться использовать возможности JavaScript при создании веб-страниц.</w:t>
-      </w:r>
-    </w:p>
-    <w:p>
-      <w:r>
-        <w:rPr>
-          <w:rFonts w:ascii="Times New Roman" w:hAnsi="Times New Roman" w:cs="Times New Roman"/>
-          <w:sz w:val="28"/>
-          <w:szCs w:val="28"/>
-        </w:rPr>
-        <w:br w:type="page"/>
-        <w:t xml:space="preserve"/>
       </w:r>
     </w:p>
     <w:p>

--- a/ЛР1/Отчет_ЛР1.docx
+++ b/ЛР1/Отчет_ЛР1.docx
@@ -49,6 +49,7 @@
           <w:sz w:val="28"/>
           <w:szCs w:val="28"/>
         </w:rPr>
+        <w:br w:type="textWrapping"/>
         <w:t xml:space="preserve">«Тульский государственный университет»</w:t>
       </w:r>
     </w:p>
